--- a/QTQLĐT&HTQT03/QTQLĐT&HTQT03BM20.docx
+++ b/QTQLĐT&HTQT03/QTQLĐT&HTQT03BM20.docx
@@ -1,7 +1,1127 @@
 
 <file path=word/document.xml><?xml version="1.0" encoding="utf-8"?>
-<w:document xmlns:wpc="http://schemas.microsoft.com/office/word/2010/wordprocessingCanvas" xmlns:cx="http://schemas.microsoft.com/office/drawing/2014/chartex" xmlns:cx1="http://schemas.microsoft.com/office/drawing/2015/9/8/chartex" xmlns:cx2="http://schemas.microsoft.com/office/drawing/2015/10/21/chartex" xmlns:cx3="http://schemas.microsoft.com/office/drawing/2016/5/9/chartex" xmlns:cx4="http://schemas.microsoft.com/office/drawing/2016/5/10/chartex" xmlns:cx5="http://schemas.microsoft.com/office/drawing/2016/5/11/chartex" xmlns:cx6="http://schemas.microsoft.com/office/drawing/2016/5/12/chartex" xmlns:cx7="http://schemas.microsoft.com/office/drawing/2016/5/13/chartex" xmlns:cx8="http://schemas.microsoft.com/office/drawing/2016/5/14/chartex" xmlns:mc="http://schemas.openxmlformats.org/markup-compatibility/2006" xmlns:aink="http://schemas.microsoft.com/office/drawing/2016/ink" xmlns:am3d="http://schemas.microsoft.com/office/drawing/2017/model3d" xmlns:o="urn:schemas-microsoft-com:office:office" xmlns:oel="http://schemas.microsoft.com/office/2019/extlst" xmlns:r="http://schemas.openxmlformats.org/officeDocument/2006/relationships" xmlns:m="http://schemas.openxmlformats.org/officeDocument/2006/math" xmlns:v="urn:schemas-microsoft-com:vml" xmlns:wp14="http://schemas.microsoft.com/office/word/2010/wordprocessingDrawing" xmlns:wp="http://schemas.openxmlformats.org/drawingml/2006/wordprocessingDrawing" xmlns:w10="urn:schemas-microsoft-com:office:word" xmlns:w="http://schemas.openxmlformats.org/wordprocessingml/2006/main" xmlns:w14="http://schemas.microsoft.com/office/word/2010/wordml" xmlns:w15="http://schemas.microsoft.com/office/word/2012/wordml" xmlns:w16cex="http://schemas.microsoft.com/office/word/2018/wordml/cex" xmlns:w16cid="http://schemas.microsoft.com/office/word/2016/wordml/cid" xmlns:w16="http://schemas.microsoft.com/office/word/2018/wordml" xmlns:w16sdtdh="http://schemas.microsoft.com/office/word/2020/wordml/sdtdatahash" xmlns:w16se="http://schemas.microsoft.com/office/word/2015/wordml/symex" xmlns:wpg="http://schemas.microsoft.com/office/word/2010/wordprocessingGroup" xmlns:wpi="http://schemas.microsoft.com/office/word/2010/wordprocessingInk" xmlns:wne="http://schemas.microsoft.com/office/word/2006/wordml" xmlns:wps="http://schemas.microsoft.com/office/word/2010/wordprocessingShape" mc:Ignorable="w14 w15 w16se w16cid w16 w16cex w16sdtdh wp14">
+<w:document xmlns:wpc="http://schemas.microsoft.com/office/word/2010/wordprocessingCanvas" xmlns:cx="http://schemas.microsoft.com/office/drawing/2014/chartex" xmlns:cx1="http://schemas.microsoft.com/office/drawing/2015/9/8/chartex" xmlns:cx2="http://schemas.microsoft.com/office/drawing/2015/10/21/chartex" xmlns:cx3="http://schemas.microsoft.com/office/drawing/2016/5/9/chartex" xmlns:cx4="http://schemas.microsoft.com/office/drawing/2016/5/10/chartex" xmlns:cx5="http://schemas.microsoft.com/office/drawing/2016/5/11/chartex" xmlns:cx6="http://schemas.microsoft.com/office/drawing/2016/5/12/chartex" xmlns:cx7="http://schemas.microsoft.com/office/drawing/2016/5/13/chartex" xmlns:cx8="http://schemas.microsoft.com/office/drawing/2016/5/14/chartex" xmlns:mc="http://schemas.openxmlformats.org/markup-compatibility/2006" xmlns:aink="http://schemas.microsoft.com/office/drawing/2016/ink" xmlns:am3d="http://schemas.microsoft.com/office/drawing/2017/model3d" xmlns:o="urn:schemas-microsoft-com:office:office" xmlns:oel="http://schemas.microsoft.com/office/2019/extlst" xmlns:r="http://schemas.openxmlformats.org/officeDocument/2006/relationships" xmlns:m="http://schemas.openxmlformats.org/officeDocument/2006/math" xmlns:v="urn:schemas-microsoft-com:vml" xmlns:wp14="http://schemas.microsoft.com/office/word/2010/wordprocessingDrawing" xmlns:wp="http://schemas.openxmlformats.org/drawingml/2006/wordprocessingDrawing" xmlns:w10="urn:schemas-microsoft-com:office:word" xmlns:w="http://schemas.openxmlformats.org/wordprocessingml/2006/main" xmlns:w14="http://schemas.microsoft.com/office/word/2010/wordml" xmlns:w15="http://schemas.microsoft.com/office/word/2012/wordml" xmlns:w16cex="http://schemas.microsoft.com/office/word/2018/wordml/cex" xmlns:w16cid="http://schemas.microsoft.com/office/word/2016/wordml/cid" xmlns:w16="http://schemas.microsoft.com/office/word/2018/wordml" xmlns:w16du="http://schemas.microsoft.com/office/word/2023/wordml/word16du" xmlns:w16sdtdh="http://schemas.microsoft.com/office/word/2020/wordml/sdtdatahash" xmlns:w16sdtfl="http://schemas.microsoft.com/office/word/2024/wordml/sdtformatlock" xmlns:w16se="http://schemas.microsoft.com/office/word/2015/wordml/symex" xmlns:wpg="http://schemas.microsoft.com/office/word/2010/wordprocessingGroup" xmlns:wpi="http://schemas.microsoft.com/office/word/2010/wordprocessingInk" xmlns:wne="http://schemas.microsoft.com/office/word/2006/wordml" xmlns:wps="http://schemas.microsoft.com/office/word/2010/wordprocessingShape" mc:Ignorable="w14 w15 w16se w16cid w16 w16cex w16sdtdh w16sdtfl w16du wp14">
   <w:body>
+    <w:tbl>
+      <w:tblPr>
+        <w:tblStyle w:val="TableGrid"/>
+        <w:tblW w:w="9532" w:type="dxa"/>
+        <w:tblInd w:w="-318" w:type="dxa"/>
+        <w:tblBorders>
+          <w:top w:val="none" w:sz="0" w:space="0" w:color="auto"/>
+          <w:left w:val="none" w:sz="0" w:space="0" w:color="auto"/>
+          <w:bottom w:val="none" w:sz="0" w:space="0" w:color="auto"/>
+          <w:right w:val="none" w:sz="0" w:space="0" w:color="auto"/>
+          <w:insideH w:val="none" w:sz="0" w:space="0" w:color="auto"/>
+          <w:insideV w:val="none" w:sz="0" w:space="0" w:color="auto"/>
+        </w:tblBorders>
+        <w:tblLook w:val="04A0" w:firstRow="1" w:lastRow="0" w:firstColumn="1" w:lastColumn="0" w:noHBand="0" w:noVBand="1"/>
+      </w:tblPr>
+      <w:tblGrid>
+        <w:gridCol w:w="3828"/>
+        <w:gridCol w:w="5704"/>
+      </w:tblGrid>
+      <w:tr>
+        <w:tc>
+          <w:tcPr>
+            <w:tcW w:w="3828" w:type="dxa"/>
+          </w:tcPr>
+          <w:p>
+            <w:pPr>
+              <w:shd w:val="clear" w:color="auto" w:fill="FFFFFF" w:themeFill="background1"/>
+              <w:jc w:val="center"/>
+              <w:rPr>
+                <w:color w:val="000000" w:themeColor="text1"/>
+                <w:sz w:val="24"/>
+                <w:szCs w:val="24"/>
+                <w:lang w:val="en-US"/>
+              </w:rPr>
+            </w:pPr>
+            <w:r>
+              <w:rPr>
+                <w:color w:val="000000" w:themeColor="text1"/>
+                <w:sz w:val="24"/>
+                <w:szCs w:val="24"/>
+              </w:rPr>
+              <w:t xml:space="preserve">BỆNH VIỆN </w:t>
+            </w:r>
+          </w:p>
+          <w:p>
+            <w:pPr>
+              <w:shd w:val="clear" w:color="auto" w:fill="FFFFFF" w:themeFill="background1"/>
+              <w:jc w:val="center"/>
+              <w:rPr>
+                <w:color w:val="000000" w:themeColor="text1"/>
+                <w:sz w:val="24"/>
+                <w:szCs w:val="24"/>
+              </w:rPr>
+            </w:pPr>
+            <w:r>
+              <w:rPr>
+                <w:color w:val="000000" w:themeColor="text1"/>
+                <w:sz w:val="24"/>
+                <w:szCs w:val="24"/>
+              </w:rPr>
+              <w:t>PHỤ SẢN TRUNG ƯƠNG</w:t>
+            </w:r>
+          </w:p>
+          <w:p>
+            <w:pPr>
+              <w:shd w:val="clear" w:color="auto" w:fill="FFFFFF" w:themeFill="background1"/>
+              <w:jc w:val="center"/>
+              <w:rPr>
+                <w:b/>
+                <w:bCs/>
+                <w:color w:val="000000" w:themeColor="text1"/>
+                <w:sz w:val="24"/>
+                <w:szCs w:val="24"/>
+                <w:lang w:val="en-US"/>
+              </w:rPr>
+            </w:pPr>
+            <w:r>
+              <w:rPr>
+                <w:b/>
+                <w:bCs/>
+                <w:color w:val="000000" w:themeColor="text1"/>
+                <w:sz w:val="24"/>
+                <w:szCs w:val="24"/>
+                <w:lang w:val="en-US"/>
+              </w:rPr>
+              <w:t>TT ĐÀO TẠO &amp; HTQT</w:t>
+            </w:r>
+          </w:p>
+        </w:tc>
+        <w:tc>
+          <w:tcPr>
+            <w:tcW w:w="5704" w:type="dxa"/>
+          </w:tcPr>
+          <w:p>
+            <w:pPr>
+              <w:shd w:val="clear" w:color="auto" w:fill="FFFFFF" w:themeFill="background1"/>
+              <w:jc w:val="center"/>
+              <w:rPr>
+                <w:b/>
+                <w:bCs/>
+                <w:color w:val="000000" w:themeColor="text1"/>
+                <w:sz w:val="24"/>
+                <w:szCs w:val="24"/>
+              </w:rPr>
+            </w:pPr>
+            <w:r>
+              <w:rPr>
+                <w:b/>
+                <w:bCs/>
+                <w:color w:val="000000" w:themeColor="text1"/>
+                <w:sz w:val="24"/>
+                <w:szCs w:val="24"/>
+              </w:rPr>
+              <w:t>CỘNG HÒA XÃ HỘI CHỦ NGHĨA VIỆT NAM</w:t>
+            </w:r>
+          </w:p>
+          <w:p>
+            <w:pPr>
+              <w:shd w:val="clear" w:color="auto" w:fill="FFFFFF" w:themeFill="background1"/>
+              <w:jc w:val="center"/>
+              <w:rPr>
+                <w:b/>
+                <w:bCs/>
+                <w:color w:val="000000" w:themeColor="text1"/>
+                <w:sz w:val="26"/>
+                <w:szCs w:val="26"/>
+              </w:rPr>
+            </w:pPr>
+            <w:r>
+              <w:rPr>
+                <w:b/>
+                <w:bCs/>
+                <w:noProof/>
+                <w:color w:val="000000" w:themeColor="text1"/>
+                <w:sz w:val="26"/>
+                <w:szCs w:val="26"/>
+                <w14:ligatures w14:val="standardContextual"/>
+              </w:rPr>
+              <mc:AlternateContent>
+                <mc:Choice Requires="wps">
+                  <w:drawing>
+                    <wp:anchor distT="0" distB="0" distL="114300" distR="114300" simplePos="0" relativeHeight="251661312" behindDoc="0" locked="0" layoutInCell="1" allowOverlap="1" wp14:anchorId="2055DD42" wp14:editId="1915F489">
+                      <wp:simplePos x="0" y="0"/>
+                      <wp:positionH relativeFrom="column">
+                        <wp:posOffset>733425</wp:posOffset>
+                      </wp:positionH>
+                      <wp:positionV relativeFrom="paragraph">
+                        <wp:posOffset>203200</wp:posOffset>
+                      </wp:positionV>
+                      <wp:extent cx="1981200" cy="0"/>
+                      <wp:effectExtent l="0" t="0" r="19050" b="19050"/>
+                      <wp:wrapNone/>
+                      <wp:docPr id="1903682396" name="Straight Connector 1903682396"/>
+                      <wp:cNvGraphicFramePr/>
+                      <a:graphic xmlns:a="http://schemas.openxmlformats.org/drawingml/2006/main">
+                        <a:graphicData uri="http://schemas.microsoft.com/office/word/2010/wordprocessingShape">
+                          <wps:wsp>
+                            <wps:cNvCnPr/>
+                            <wps:spPr>
+                              <a:xfrm>
+                                <a:off x="0" y="0"/>
+                                <a:ext cx="1981200" cy="0"/>
+                              </a:xfrm>
+                              <a:prstGeom prst="line">
+                                <a:avLst/>
+                              </a:prstGeom>
+                            </wps:spPr>
+                            <wps:style>
+                              <a:lnRef idx="1">
+                                <a:schemeClr val="dk1"/>
+                              </a:lnRef>
+                              <a:fillRef idx="0">
+                                <a:schemeClr val="dk1"/>
+                              </a:fillRef>
+                              <a:effectRef idx="0">
+                                <a:schemeClr val="dk1"/>
+                              </a:effectRef>
+                              <a:fontRef idx="minor">
+                                <a:schemeClr val="tx1"/>
+                              </a:fontRef>
+                            </wps:style>
+                            <wps:bodyPr/>
+                          </wps:wsp>
+                        </a:graphicData>
+                      </a:graphic>
+                    </wp:anchor>
+                  </w:drawing>
+                </mc:Choice>
+                <mc:Fallback>
+                  <w:pict>
+                    <v:line w14:anchorId="6CA76B2B" id="Straight Connector 1903682396" o:spid="_x0000_s1026" style="position:absolute;z-index:251661312;visibility:visible;mso-wrap-style:square;mso-wrap-distance-left:9pt;mso-wrap-distance-top:0;mso-wrap-distance-right:9pt;mso-wrap-distance-bottom:0;mso-position-horizontal:absolute;mso-position-horizontal-relative:text;mso-position-vertical:absolute;mso-position-vertical-relative:text" from="57.75pt,16pt" to="213.75pt,16pt" o:gfxdata="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" strokecolor="black [3200]" strokeweight=".5pt">
+                      <v:stroke joinstyle="miter"/>
+                    </v:line>
+                  </w:pict>
+                </mc:Fallback>
+              </mc:AlternateContent>
+            </w:r>
+            <w:r>
+              <w:rPr>
+                <w:b/>
+                <w:bCs/>
+                <w:color w:val="000000" w:themeColor="text1"/>
+                <w:sz w:val="26"/>
+                <w:szCs w:val="26"/>
+              </w:rPr>
+              <w:t>Độc lập - Tự do - Hạnh phúc</w:t>
+            </w:r>
+          </w:p>
+        </w:tc>
+      </w:tr>
+    </w:tbl>
+    <w:p>
+      <w:pPr>
+        <w:shd w:val="clear" w:color="auto" w:fill="FFFFFF" w:themeFill="background1"/>
+        <w:spacing w:before="120" w:after="120" w:line="360" w:lineRule="auto"/>
+        <w:jc w:val="center"/>
+        <w:rPr>
+          <w:b/>
+          <w:color w:val="000000" w:themeColor="text1"/>
+          <w:sz w:val="26"/>
+          <w:szCs w:val="26"/>
+          <w:lang w:val="vi-VN"/>
+        </w:rPr>
+      </w:pPr>
+      <w:r>
+        <w:rPr>
+          <w:b/>
+          <w:noProof/>
+          <w:color w:val="000000" w:themeColor="text1"/>
+          <w:sz w:val="26"/>
+          <w:szCs w:val="26"/>
+        </w:rPr>
+        <mc:AlternateContent>
+          <mc:Choice Requires="wps">
+            <w:drawing>
+              <wp:anchor distT="0" distB="0" distL="114300" distR="114300" simplePos="0" relativeHeight="251660288" behindDoc="0" locked="0" layoutInCell="1" allowOverlap="1" wp14:anchorId="7A52F126" wp14:editId="5AFA46A6">
+                <wp:simplePos x="0" y="0"/>
+                <wp:positionH relativeFrom="column">
+                  <wp:posOffset>367665</wp:posOffset>
+                </wp:positionH>
+                <wp:positionV relativeFrom="paragraph">
+                  <wp:posOffset>5080</wp:posOffset>
+                </wp:positionV>
+                <wp:extent cx="1219200" cy="0"/>
+                <wp:effectExtent l="0" t="0" r="19050" b="19050"/>
+                <wp:wrapNone/>
+                <wp:docPr id="21" name="Straight Connector 21"/>
+                <wp:cNvGraphicFramePr/>
+                <a:graphic xmlns:a="http://schemas.openxmlformats.org/drawingml/2006/main">
+                  <a:graphicData uri="http://schemas.microsoft.com/office/word/2010/wordprocessingShape">
+                    <wps:wsp>
+                      <wps:cNvCnPr/>
+                      <wps:spPr>
+                        <a:xfrm>
+                          <a:off x="0" y="0"/>
+                          <a:ext cx="1219200" cy="0"/>
+                        </a:xfrm>
+                        <a:prstGeom prst="line">
+                          <a:avLst/>
+                        </a:prstGeom>
+                      </wps:spPr>
+                      <wps:style>
+                        <a:lnRef idx="1">
+                          <a:schemeClr val="dk1"/>
+                        </a:lnRef>
+                        <a:fillRef idx="0">
+                          <a:schemeClr val="dk1"/>
+                        </a:fillRef>
+                        <a:effectRef idx="0">
+                          <a:schemeClr val="dk1"/>
+                        </a:effectRef>
+                        <a:fontRef idx="minor">
+                          <a:schemeClr val="tx1"/>
+                        </a:fontRef>
+                      </wps:style>
+                      <wps:bodyPr/>
+                    </wps:wsp>
+                  </a:graphicData>
+                </a:graphic>
+                <wp14:sizeRelH relativeFrom="margin">
+                  <wp14:pctWidth>0</wp14:pctWidth>
+                </wp14:sizeRelH>
+              </wp:anchor>
+            </w:drawing>
+          </mc:Choice>
+          <mc:Fallback>
+            <w:pict>
+              <v:line w14:anchorId="4EB327B7" id="Straight Connector 21" o:spid="_x0000_s1026" style="position:absolute;z-index:251660288;visibility:visible;mso-wrap-style:square;mso-width-percent:0;mso-wrap-distance-left:9pt;mso-wrap-distance-top:0;mso-wrap-distance-right:9pt;mso-wrap-distance-bottom:0;mso-position-horizontal:absolute;mso-position-horizontal-relative:text;mso-position-vertical:absolute;mso-position-vertical-relative:text;mso-width-percent:0;mso-width-relative:margin" from="28.95pt,.4pt" to="124.95pt,.4pt" o:gfxdata="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" strokecolor="black [3200]" strokeweight=".5pt">
+                <v:stroke joinstyle="miter"/>
+              </v:line>
+            </w:pict>
+          </mc:Fallback>
+        </mc:AlternateContent>
+      </w:r>
+      <w:r>
+        <w:rPr>
+          <w:b/>
+          <w:color w:val="000000" w:themeColor="text1"/>
+          <w:sz w:val="26"/>
+          <w:szCs w:val="26"/>
+          <w:lang w:val="vi-VN"/>
+        </w:rPr>
+        <w:t>GIẤY GIỚI THIỆU</w:t>
+      </w:r>
+    </w:p>
+    <w:p>
+      <w:pPr>
+        <w:shd w:val="clear" w:color="auto" w:fill="FFFFFF" w:themeFill="background1"/>
+        <w:ind w:firstLine="720"/>
+        <w:jc w:val="center"/>
+        <w:rPr>
+          <w:b/>
+          <w:color w:val="000000" w:themeColor="text1"/>
+          <w:lang w:val="vi-VN"/>
+        </w:rPr>
+      </w:pPr>
+    </w:p>
+    <w:p>
+      <w:pPr>
+        <w:shd w:val="clear" w:color="auto" w:fill="FFFFFF" w:themeFill="background1"/>
+        <w:ind w:firstLine="1418"/>
+        <w:rPr>
+          <w:color w:val="000000" w:themeColor="text1"/>
+          <w:sz w:val="26"/>
+          <w:szCs w:val="26"/>
+        </w:rPr>
+      </w:pPr>
+      <w:r>
+        <w:rPr>
+          <w:color w:val="000000" w:themeColor="text1"/>
+          <w:sz w:val="26"/>
+          <w:szCs w:val="26"/>
+          <w:lang w:val="vi-VN"/>
+        </w:rPr>
+        <w:t xml:space="preserve">Kính gửi:     </w:t>
+      </w:r>
+      <w:r>
+        <w:rPr>
+          <w:color w:val="000000" w:themeColor="text1"/>
+          <w:sz w:val="26"/>
+          <w:szCs w:val="26"/>
+        </w:rPr>
+        <w:t>[[</w:t>
+      </w:r>
+      <w:r>
+        <w:rPr>
+          <w:color w:val="000000" w:themeColor="text1"/>
+          <w:sz w:val="26"/>
+          <w:szCs w:val="26"/>
+        </w:rPr>
+        <w:t>KinhGui</w:t>
+      </w:r>
+      <w:r>
+        <w:rPr>
+          <w:color w:val="000000" w:themeColor="text1"/>
+          <w:sz w:val="26"/>
+          <w:szCs w:val="26"/>
+        </w:rPr>
+        <w:t>]]</w:t>
+      </w:r>
+    </w:p>
+    <w:p>
+      <w:pPr>
+        <w:shd w:val="clear" w:color="auto" w:fill="FFFFFF" w:themeFill="background1"/>
+        <w:ind w:firstLine="720"/>
+        <w:rPr>
+          <w:b/>
+          <w:color w:val="000000" w:themeColor="text1"/>
+          <w:sz w:val="26"/>
+          <w:szCs w:val="26"/>
+          <w:lang w:val="vi-VN"/>
+        </w:rPr>
+      </w:pPr>
+      <w:r>
+        <w:rPr>
+          <w:b/>
+          <w:color w:val="000000" w:themeColor="text1"/>
+          <w:sz w:val="26"/>
+          <w:szCs w:val="26"/>
+          <w:lang w:val="vi-VN"/>
+        </w:rPr>
+        <w:tab/>
+      </w:r>
+    </w:p>
+    <w:p>
+      <w:pPr>
+        <w:shd w:val="clear" w:color="auto" w:fill="FFFFFF" w:themeFill="background1"/>
+        <w:ind w:firstLine="567"/>
+        <w:jc w:val="both"/>
+        <w:rPr>
+          <w:color w:val="000000" w:themeColor="text1"/>
+          <w:sz w:val="26"/>
+          <w:szCs w:val="26"/>
+        </w:rPr>
+      </w:pPr>
+      <w:r>
+        <w:rPr>
+          <w:color w:val="000000" w:themeColor="text1"/>
+          <w:sz w:val="26"/>
+          <w:szCs w:val="26"/>
+          <w:lang w:val="vi-VN"/>
+        </w:rPr>
+        <w:t>Trung tâm Đào tạo</w:t>
+      </w:r>
+      <w:r>
+        <w:rPr>
+          <w:color w:val="000000" w:themeColor="text1"/>
+          <w:sz w:val="26"/>
+          <w:szCs w:val="26"/>
+        </w:rPr>
+        <w:t xml:space="preserve"> &amp; HTQT </w:t>
+      </w:r>
+      <w:r>
+        <w:rPr>
+          <w:color w:val="000000" w:themeColor="text1"/>
+          <w:sz w:val="26"/>
+          <w:szCs w:val="26"/>
+          <w:lang w:val="vi-VN"/>
+        </w:rPr>
+        <w:t>xin giới thiệu lớp “</w:t>
+      </w:r>
+      <w:r>
+        <w:rPr>
+          <w:color w:val="000000" w:themeColor="text1"/>
+          <w:sz w:val="26"/>
+          <w:szCs w:val="26"/>
+        </w:rPr>
+        <w:t>[[</w:t>
+      </w:r>
+      <w:r>
+        <w:rPr>
+          <w:color w:val="000000" w:themeColor="text1"/>
+          <w:sz w:val="26"/>
+          <w:szCs w:val="26"/>
+        </w:rPr>
+        <w:t>TenLop</w:t>
+      </w:r>
+      <w:r>
+        <w:rPr>
+          <w:color w:val="000000" w:themeColor="text1"/>
+          <w:sz w:val="26"/>
+          <w:szCs w:val="26"/>
+        </w:rPr>
+        <w:t>]]</w:t>
+      </w:r>
+      <w:r>
+        <w:rPr>
+          <w:color w:val="000000" w:themeColor="text1"/>
+          <w:sz w:val="26"/>
+          <w:szCs w:val="26"/>
+          <w:lang w:val="vi-VN"/>
+        </w:rPr>
+        <w:t>”</w:t>
+      </w:r>
+      <w:r>
+        <w:rPr>
+          <w:color w:val="000000" w:themeColor="text1"/>
+          <w:sz w:val="26"/>
+          <w:szCs w:val="26"/>
+        </w:rPr>
+        <w:t xml:space="preserve"> </w:t>
+      </w:r>
+      <w:r>
+        <w:rPr>
+          <w:color w:val="000000" w:themeColor="text1"/>
+          <w:sz w:val="26"/>
+          <w:szCs w:val="26"/>
+          <w:lang w:val="vi-VN"/>
+        </w:rPr>
+        <w:t xml:space="preserve">từ 12/10/2023 đến </w:t>
+      </w:r>
+      <w:r>
+        <w:rPr>
+          <w:color w:val="000000" w:themeColor="text1"/>
+          <w:sz w:val="26"/>
+          <w:szCs w:val="26"/>
+        </w:rPr>
+        <w:t>[[</w:t>
+      </w:r>
+      <w:r>
+        <w:rPr>
+          <w:color w:val="000000" w:themeColor="text1"/>
+          <w:sz w:val="26"/>
+          <w:szCs w:val="26"/>
+        </w:rPr>
+        <w:t>NgayKetThuc</w:t>
+      </w:r>
+      <w:r>
+        <w:rPr>
+          <w:color w:val="000000" w:themeColor="text1"/>
+          <w:sz w:val="26"/>
+          <w:szCs w:val="26"/>
+        </w:rPr>
+        <w:t>]]</w:t>
+      </w:r>
+      <w:r>
+        <w:rPr>
+          <w:color w:val="000000" w:themeColor="text1"/>
+          <w:sz w:val="26"/>
+          <w:szCs w:val="26"/>
+          <w:lang w:val="vi-VN"/>
+        </w:rPr>
+        <w:t xml:space="preserve"> của Bệnh viện Phụ sản Trung ương được tham gia học tập lâm sàng tại khoa thời gian từ </w:t>
+      </w:r>
+      <w:r>
+        <w:rPr>
+          <w:b/>
+          <w:color w:val="000000" w:themeColor="text1"/>
+          <w:sz w:val="26"/>
+          <w:szCs w:val="26"/>
+        </w:rPr>
+        <w:t>[[</w:t>
+      </w:r>
+      <w:r>
+        <w:rPr>
+          <w:b/>
+          <w:color w:val="000000" w:themeColor="text1"/>
+          <w:sz w:val="26"/>
+          <w:szCs w:val="26"/>
+        </w:rPr>
+        <w:t>NgayKhaiGiang</w:t>
+      </w:r>
+      <w:r>
+        <w:rPr>
+          <w:b/>
+          <w:color w:val="000000" w:themeColor="text1"/>
+          <w:sz w:val="26"/>
+          <w:szCs w:val="26"/>
+        </w:rPr>
+        <w:t>]]</w:t>
+      </w:r>
+      <w:r>
+        <w:rPr>
+          <w:b/>
+          <w:color w:val="000000" w:themeColor="text1"/>
+          <w:sz w:val="26"/>
+          <w:szCs w:val="26"/>
+          <w:lang w:val="vi-VN"/>
+        </w:rPr>
+        <w:t xml:space="preserve"> </w:t>
+      </w:r>
+      <w:r>
+        <w:rPr>
+          <w:bCs/>
+          <w:color w:val="000000" w:themeColor="text1"/>
+          <w:sz w:val="26"/>
+          <w:szCs w:val="26"/>
+          <w:lang w:val="vi-VN"/>
+        </w:rPr>
+        <w:t>đến</w:t>
+      </w:r>
+      <w:r>
+        <w:rPr>
+          <w:b/>
+          <w:color w:val="000000" w:themeColor="text1"/>
+          <w:sz w:val="26"/>
+          <w:szCs w:val="26"/>
+          <w:lang w:val="vi-VN"/>
+        </w:rPr>
+        <w:t xml:space="preserve"> </w:t>
+      </w:r>
+      <w:r>
+        <w:rPr>
+          <w:b/>
+          <w:color w:val="000000" w:themeColor="text1"/>
+          <w:sz w:val="26"/>
+          <w:szCs w:val="26"/>
+        </w:rPr>
+        <w:t>[[</w:t>
+      </w:r>
+      <w:r>
+        <w:rPr>
+          <w:b/>
+          <w:color w:val="000000" w:themeColor="text1"/>
+          <w:sz w:val="26"/>
+          <w:szCs w:val="26"/>
+        </w:rPr>
+        <w:t>NgayKetThuc</w:t>
+      </w:r>
+      <w:r>
+        <w:rPr>
+          <w:b/>
+          <w:color w:val="000000" w:themeColor="text1"/>
+          <w:sz w:val="26"/>
+          <w:szCs w:val="26"/>
+        </w:rPr>
+        <w:t>]]</w:t>
+      </w:r>
+      <w:r>
+        <w:rPr>
+          <w:b/>
+          <w:color w:val="000000" w:themeColor="text1"/>
+          <w:sz w:val="26"/>
+          <w:szCs w:val="26"/>
+          <w:lang w:val="vi-VN"/>
+        </w:rPr>
+        <w:t xml:space="preserve"> </w:t>
+      </w:r>
+      <w:r>
+        <w:rPr>
+          <w:color w:val="000000" w:themeColor="text1"/>
+          <w:sz w:val="26"/>
+          <w:szCs w:val="26"/>
+          <w:lang w:val="vi-VN"/>
+        </w:rPr>
+        <w:t>gồm các bác sỹ có tên sau đây:</w:t>
+      </w:r>
+    </w:p>
+    <w:tbl>
+      <w:tblPr>
+        <w:tblW w:w="9214" w:type="dxa"/>
+        <w:tblInd w:w="108" w:type="dxa"/>
+        <w:tblLayout w:type="fixed"/>
+        <w:tblLook w:val="04A0" w:firstRow="1" w:lastRow="0" w:firstColumn="1" w:lastColumn="0" w:noHBand="0" w:noVBand="1"/>
+      </w:tblPr>
+      <w:tblGrid>
+        <w:gridCol w:w="709"/>
+        <w:gridCol w:w="2552"/>
+        <w:gridCol w:w="3969"/>
+        <w:gridCol w:w="1984"/>
+      </w:tblGrid>
+      <w:tr>
+        <w:trPr>
+          <w:trHeight w:val="544"/>
+        </w:trPr>
+        <w:tc>
+          <w:tcPr>
+            <w:tcW w:w="709" w:type="dxa"/>
+            <w:tcBorders>
+              <w:top w:val="single" w:sz="8" w:space="0" w:color="auto"/>
+              <w:left w:val="single" w:sz="4" w:space="0" w:color="auto"/>
+              <w:bottom w:val="single" w:sz="4" w:space="0" w:color="auto"/>
+              <w:right w:val="single" w:sz="4" w:space="0" w:color="auto"/>
+            </w:tcBorders>
+            <w:vAlign w:val="center"/>
+          </w:tcPr>
+          <w:p>
+            <w:pPr>
+              <w:shd w:val="clear" w:color="auto" w:fill="FFFFFF" w:themeFill="background1"/>
+              <w:jc w:val="center"/>
+              <w:rPr>
+                <w:b/>
+                <w:color w:val="000000" w:themeColor="text1"/>
+                <w:sz w:val="26"/>
+                <w:szCs w:val="26"/>
+              </w:rPr>
+            </w:pPr>
+            <w:r>
+              <w:rPr>
+                <w:b/>
+                <w:color w:val="000000" w:themeColor="text1"/>
+                <w:sz w:val="26"/>
+                <w:szCs w:val="26"/>
+              </w:rPr>
+              <w:t>STT</w:t>
+            </w:r>
+          </w:p>
+        </w:tc>
+        <w:tc>
+          <w:tcPr>
+            <w:tcW w:w="2552" w:type="dxa"/>
+            <w:tcBorders>
+              <w:top w:val="single" w:sz="8" w:space="0" w:color="auto"/>
+              <w:left w:val="single" w:sz="4" w:space="0" w:color="auto"/>
+              <w:bottom w:val="single" w:sz="4" w:space="0" w:color="auto"/>
+              <w:right w:val="single" w:sz="4" w:space="0" w:color="auto"/>
+            </w:tcBorders>
+            <w:vAlign w:val="center"/>
+          </w:tcPr>
+          <w:p>
+            <w:pPr>
+              <w:shd w:val="clear" w:color="auto" w:fill="FFFFFF" w:themeFill="background1"/>
+              <w:jc w:val="center"/>
+              <w:rPr>
+                <w:b/>
+                <w:color w:val="000000" w:themeColor="text1"/>
+                <w:sz w:val="26"/>
+                <w:szCs w:val="26"/>
+              </w:rPr>
+            </w:pPr>
+            <w:r>
+              <w:rPr>
+                <w:b/>
+                <w:color w:val="000000" w:themeColor="text1"/>
+                <w:sz w:val="26"/>
+                <w:szCs w:val="26"/>
+              </w:rPr>
+              <w:t>Họ và tên</w:t>
+            </w:r>
+          </w:p>
+        </w:tc>
+        <w:tc>
+          <w:tcPr>
+            <w:tcW w:w="3969" w:type="dxa"/>
+            <w:tcBorders>
+              <w:top w:val="single" w:sz="8" w:space="0" w:color="auto"/>
+              <w:left w:val="nil"/>
+              <w:bottom w:val="single" w:sz="8" w:space="0" w:color="auto"/>
+              <w:right w:val="single" w:sz="4" w:space="0" w:color="auto"/>
+            </w:tcBorders>
+            <w:vAlign w:val="center"/>
+          </w:tcPr>
+          <w:p>
+            <w:pPr>
+              <w:shd w:val="clear" w:color="auto" w:fill="FFFFFF" w:themeFill="background1"/>
+              <w:jc w:val="center"/>
+              <w:rPr>
+                <w:b/>
+                <w:color w:val="000000" w:themeColor="text1"/>
+                <w:sz w:val="26"/>
+                <w:szCs w:val="26"/>
+              </w:rPr>
+            </w:pPr>
+            <w:r>
+              <w:rPr>
+                <w:b/>
+                <w:color w:val="000000" w:themeColor="text1"/>
+                <w:sz w:val="26"/>
+                <w:szCs w:val="26"/>
+              </w:rPr>
+              <w:t>Địa chỉ</w:t>
+            </w:r>
+          </w:p>
+        </w:tc>
+        <w:tc>
+          <w:tcPr>
+            <w:tcW w:w="1984" w:type="dxa"/>
+            <w:tcBorders>
+              <w:top w:val="single" w:sz="8" w:space="0" w:color="auto"/>
+              <w:left w:val="nil"/>
+              <w:bottom w:val="single" w:sz="8" w:space="0" w:color="auto"/>
+              <w:right w:val="single" w:sz="4" w:space="0" w:color="auto"/>
+            </w:tcBorders>
+            <w:vAlign w:val="center"/>
+          </w:tcPr>
+          <w:p>
+            <w:pPr>
+              <w:shd w:val="clear" w:color="auto" w:fill="FFFFFF" w:themeFill="background1"/>
+              <w:jc w:val="center"/>
+              <w:rPr>
+                <w:b/>
+                <w:color w:val="000000" w:themeColor="text1"/>
+                <w:sz w:val="26"/>
+                <w:szCs w:val="26"/>
+              </w:rPr>
+            </w:pPr>
+            <w:r>
+              <w:rPr>
+                <w:b/>
+                <w:color w:val="000000" w:themeColor="text1"/>
+                <w:sz w:val="26"/>
+                <w:szCs w:val="26"/>
+              </w:rPr>
+              <w:t>Số điện thoại</w:t>
+            </w:r>
+          </w:p>
+        </w:tc>
+      </w:tr>
+      <w:tr>
+        <w:trPr>
+          <w:trHeight w:val="830"/>
+        </w:trPr>
+        <w:tc>
+          <w:tcPr>
+            <w:tcW w:w="709" w:type="dxa"/>
+            <w:tcBorders>
+              <w:top w:val="single" w:sz="8" w:space="0" w:color="auto"/>
+              <w:left w:val="single" w:sz="4" w:space="0" w:color="auto"/>
+              <w:bottom w:val="single" w:sz="8" w:space="0" w:color="auto"/>
+              <w:right w:val="single" w:sz="4" w:space="0" w:color="auto"/>
+            </w:tcBorders>
+            <w:vAlign w:val="center"/>
+          </w:tcPr>
+          <w:p>
+            <w:pPr>
+              <w:shd w:val="clear" w:color="auto" w:fill="FFFFFF" w:themeFill="background1"/>
+              <w:jc w:val="center"/>
+              <w:rPr>
+                <w:color w:val="000000" w:themeColor="text1"/>
+                <w:sz w:val="26"/>
+                <w:szCs w:val="26"/>
+              </w:rPr>
+            </w:pPr>
+            <w:r>
+              <w:rPr>
+                <w:color w:val="000000" w:themeColor="text1"/>
+                <w:sz w:val="26"/>
+                <w:szCs w:val="26"/>
+              </w:rPr>
+              <w:t>[[GT.STT]]</w:t>
+            </w:r>
+          </w:p>
+        </w:tc>
+        <w:tc>
+          <w:tcPr>
+            <w:tcW w:w="2552" w:type="dxa"/>
+            <w:tcBorders>
+              <w:top w:val="single" w:sz="8" w:space="0" w:color="auto"/>
+              <w:left w:val="single" w:sz="4" w:space="0" w:color="auto"/>
+              <w:bottom w:val="single" w:sz="8" w:space="0" w:color="auto"/>
+              <w:right w:val="single" w:sz="4" w:space="0" w:color="auto"/>
+            </w:tcBorders>
+            <w:vAlign w:val="center"/>
+          </w:tcPr>
+          <w:p>
+            <w:pPr>
+              <w:shd w:val="clear" w:color="auto" w:fill="FFFFFF" w:themeFill="background1"/>
+              <w:rPr>
+                <w:color w:val="000000" w:themeColor="text1"/>
+                <w:sz w:val="26"/>
+                <w:szCs w:val="26"/>
+              </w:rPr>
+            </w:pPr>
+            <w:r>
+              <w:rPr>
+                <w:color w:val="000000" w:themeColor="text1"/>
+                <w:sz w:val="26"/>
+                <w:szCs w:val="26"/>
+              </w:rPr>
+              <w:t>[[GT.</w:t>
+            </w:r>
+            <w:r>
+              <w:rPr>
+                <w:color w:val="000000" w:themeColor="text1"/>
+                <w:sz w:val="26"/>
+                <w:szCs w:val="26"/>
+              </w:rPr>
+              <w:t>HoTenHV</w:t>
+            </w:r>
+            <w:r>
+              <w:rPr>
+                <w:color w:val="000000" w:themeColor="text1"/>
+                <w:sz w:val="26"/>
+                <w:szCs w:val="26"/>
+              </w:rPr>
+              <w:t>]]</w:t>
+            </w:r>
+          </w:p>
+        </w:tc>
+        <w:tc>
+          <w:tcPr>
+            <w:tcW w:w="3969" w:type="dxa"/>
+            <w:tcBorders>
+              <w:top w:val="single" w:sz="8" w:space="0" w:color="auto"/>
+              <w:left w:val="nil"/>
+              <w:bottom w:val="single" w:sz="4" w:space="0" w:color="auto"/>
+              <w:right w:val="single" w:sz="4" w:space="0" w:color="auto"/>
+            </w:tcBorders>
+            <w:vAlign w:val="center"/>
+          </w:tcPr>
+          <w:p>
+            <w:pPr>
+              <w:shd w:val="clear" w:color="auto" w:fill="FFFFFF" w:themeFill="background1"/>
+              <w:rPr>
+                <w:color w:val="000000" w:themeColor="text1"/>
+                <w:sz w:val="26"/>
+                <w:szCs w:val="26"/>
+              </w:rPr>
+            </w:pPr>
+            <w:r>
+              <w:rPr>
+                <w:color w:val="000000" w:themeColor="text1"/>
+                <w:sz w:val="26"/>
+                <w:szCs w:val="26"/>
+              </w:rPr>
+              <w:t>[[GT.</w:t>
+            </w:r>
+            <w:r>
+              <w:rPr>
+                <w:color w:val="000000" w:themeColor="text1"/>
+                <w:sz w:val="26"/>
+                <w:szCs w:val="26"/>
+              </w:rPr>
+              <w:t>DiaChiLienHeHV</w:t>
+            </w:r>
+            <w:r>
+              <w:rPr>
+                <w:color w:val="000000" w:themeColor="text1"/>
+                <w:sz w:val="26"/>
+                <w:szCs w:val="26"/>
+              </w:rPr>
+              <w:t>]]</w:t>
+            </w:r>
+          </w:p>
+        </w:tc>
+        <w:tc>
+          <w:tcPr>
+            <w:tcW w:w="1984" w:type="dxa"/>
+            <w:tcBorders>
+              <w:top w:val="single" w:sz="8" w:space="0" w:color="auto"/>
+              <w:left w:val="nil"/>
+              <w:bottom w:val="single" w:sz="4" w:space="0" w:color="auto"/>
+              <w:right w:val="single" w:sz="4" w:space="0" w:color="auto"/>
+            </w:tcBorders>
+            <w:vAlign w:val="center"/>
+          </w:tcPr>
+          <w:p>
+            <w:pPr>
+              <w:shd w:val="clear" w:color="auto" w:fill="FFFFFF" w:themeFill="background1"/>
+              <w:rPr>
+                <w:color w:val="000000" w:themeColor="text1"/>
+                <w:sz w:val="26"/>
+                <w:szCs w:val="26"/>
+                <w:lang w:val="pt-BR"/>
+              </w:rPr>
+            </w:pPr>
+            <w:r>
+              <w:rPr>
+                <w:color w:val="000000" w:themeColor="text1"/>
+                <w:sz w:val="26"/>
+                <w:szCs w:val="26"/>
+                <w:lang w:val="pt-BR"/>
+              </w:rPr>
+              <w:t>[[GT.</w:t>
+            </w:r>
+            <w:r>
+              <w:rPr>
+                <w:color w:val="000000" w:themeColor="text1"/>
+                <w:sz w:val="26"/>
+                <w:szCs w:val="26"/>
+                <w:lang w:val="pt-BR"/>
+              </w:rPr>
+              <w:t>SoDienThoaiHV</w:t>
+            </w:r>
+            <w:r>
+              <w:rPr>
+                <w:color w:val="000000" w:themeColor="text1"/>
+                <w:sz w:val="26"/>
+                <w:szCs w:val="26"/>
+                <w:lang w:val="pt-BR"/>
+              </w:rPr>
+              <w:t>]]</w:t>
+            </w:r>
+          </w:p>
+        </w:tc>
+      </w:tr>
+    </w:tbl>
+    <w:p>
+      <w:pPr>
+        <w:shd w:val="clear" w:color="auto" w:fill="FFFFFF" w:themeFill="background1"/>
+        <w:spacing w:before="120" w:after="120"/>
+        <w:ind w:firstLine="567"/>
+        <w:jc w:val="both"/>
+        <w:rPr>
+          <w:color w:val="000000" w:themeColor="text1"/>
+          <w:sz w:val="26"/>
+          <w:szCs w:val="26"/>
+        </w:rPr>
+      </w:pPr>
+      <w:r>
+        <w:rPr>
+          <w:color w:val="000000" w:themeColor="text1"/>
+          <w:sz w:val="26"/>
+          <w:szCs w:val="26"/>
+        </w:rPr>
+        <w:t>Kính mong khoa tạo điều kiện để các học viên học tập đạt kết quả tốt.</w:t>
+      </w:r>
+    </w:p>
+    <w:p>
+      <w:pPr>
+        <w:shd w:val="clear" w:color="auto" w:fill="FFFFFF" w:themeFill="background1"/>
+        <w:ind w:firstLine="567"/>
+        <w:jc w:val="both"/>
+        <w:rPr>
+          <w:color w:val="000000" w:themeColor="text1"/>
+          <w:sz w:val="26"/>
+          <w:szCs w:val="26"/>
+        </w:rPr>
+      </w:pPr>
+      <w:r>
+        <w:rPr>
+          <w:color w:val="000000" w:themeColor="text1"/>
+          <w:sz w:val="26"/>
+          <w:szCs w:val="26"/>
+        </w:rPr>
+        <w:t>Xin trân trọng cảm ơn.</w:t>
+      </w:r>
+      <w:r>
+        <w:rPr>
+          <w:color w:val="000000" w:themeColor="text1"/>
+          <w:sz w:val="26"/>
+          <w:szCs w:val="26"/>
+        </w:rPr>
+        <w:tab/>
+      </w:r>
+    </w:p>
+    <w:tbl>
+      <w:tblPr>
+        <w:tblW w:w="0" w:type="auto"/>
+        <w:tblInd w:w="108" w:type="dxa"/>
+        <w:tblLook w:val="04A0" w:firstRow="1" w:lastRow="0" w:firstColumn="1" w:lastColumn="0" w:noHBand="0" w:noVBand="1"/>
+      </w:tblPr>
+      <w:tblGrid>
+        <w:gridCol w:w="4661"/>
+        <w:gridCol w:w="4303"/>
+      </w:tblGrid>
+      <w:tr>
+        <w:tc>
+          <w:tcPr>
+            <w:tcW w:w="4789" w:type="dxa"/>
+          </w:tcPr>
+          <w:p>
+            <w:pPr>
+              <w:shd w:val="clear" w:color="auto" w:fill="FFFFFF" w:themeFill="background1"/>
+              <w:tabs>
+                <w:tab w:val="left" w:pos="3390"/>
+              </w:tabs>
+              <w:rPr>
+                <w:color w:val="000000" w:themeColor="text1"/>
+                <w:sz w:val="26"/>
+                <w:szCs w:val="26"/>
+              </w:rPr>
+            </w:pPr>
+          </w:p>
+        </w:tc>
+        <w:tc>
+          <w:tcPr>
+            <w:tcW w:w="4393" w:type="dxa"/>
+          </w:tcPr>
+          <w:p>
+            <w:pPr>
+              <w:shd w:val="clear" w:color="auto" w:fill="FFFFFF" w:themeFill="background1"/>
+              <w:tabs>
+                <w:tab w:val="left" w:pos="3390"/>
+              </w:tabs>
+              <w:jc w:val="center"/>
+              <w:rPr>
+                <w:b/>
+                <w:color w:val="000000" w:themeColor="text1"/>
+                <w:sz w:val="26"/>
+                <w:szCs w:val="26"/>
+              </w:rPr>
+            </w:pPr>
+            <w:r>
+              <w:rPr>
+                <w:b/>
+                <w:color w:val="000000" w:themeColor="text1"/>
+                <w:sz w:val="26"/>
+                <w:szCs w:val="26"/>
+              </w:rPr>
+              <w:t>LÃNH ĐẠO TRUNG TÂM</w:t>
+            </w:r>
+          </w:p>
+          <w:p>
+            <w:pPr>
+              <w:shd w:val="clear" w:color="auto" w:fill="FFFFFF" w:themeFill="background1"/>
+              <w:tabs>
+                <w:tab w:val="left" w:pos="3390"/>
+              </w:tabs>
+              <w:jc w:val="center"/>
+              <w:rPr>
+                <w:b/>
+                <w:color w:val="000000" w:themeColor="text1"/>
+                <w:sz w:val="26"/>
+                <w:szCs w:val="26"/>
+              </w:rPr>
+            </w:pPr>
+          </w:p>
+          <w:p>
+            <w:pPr>
+              <w:shd w:val="clear" w:color="auto" w:fill="FFFFFF" w:themeFill="background1"/>
+              <w:tabs>
+                <w:tab w:val="left" w:pos="3390"/>
+              </w:tabs>
+              <w:jc w:val="center"/>
+              <w:rPr>
+                <w:b/>
+                <w:color w:val="000000" w:themeColor="text1"/>
+                <w:sz w:val="26"/>
+                <w:szCs w:val="26"/>
+              </w:rPr>
+            </w:pPr>
+          </w:p>
+          <w:p>
+            <w:pPr>
+              <w:shd w:val="clear" w:color="auto" w:fill="FFFFFF" w:themeFill="background1"/>
+              <w:tabs>
+                <w:tab w:val="left" w:pos="3390"/>
+              </w:tabs>
+              <w:jc w:val="center"/>
+              <w:rPr>
+                <w:b/>
+                <w:color w:val="000000" w:themeColor="text1"/>
+                <w:sz w:val="26"/>
+                <w:szCs w:val="26"/>
+              </w:rPr>
+            </w:pPr>
+          </w:p>
+          <w:p>
+            <w:pPr>
+              <w:shd w:val="clear" w:color="auto" w:fill="FFFFFF" w:themeFill="background1"/>
+              <w:tabs>
+                <w:tab w:val="left" w:pos="3390"/>
+              </w:tabs>
+              <w:jc w:val="center"/>
+              <w:rPr>
+                <w:b/>
+                <w:color w:val="000000" w:themeColor="text1"/>
+                <w:sz w:val="26"/>
+                <w:szCs w:val="26"/>
+              </w:rPr>
+            </w:pPr>
+          </w:p>
+          <w:p>
+            <w:pPr>
+              <w:shd w:val="clear" w:color="auto" w:fill="FFFFFF" w:themeFill="background1"/>
+              <w:tabs>
+                <w:tab w:val="left" w:pos="3390"/>
+              </w:tabs>
+              <w:rPr>
+                <w:b/>
+                <w:color w:val="000000" w:themeColor="text1"/>
+                <w:sz w:val="26"/>
+                <w:szCs w:val="26"/>
+              </w:rPr>
+            </w:pPr>
+          </w:p>
+        </w:tc>
+      </w:tr>
+    </w:tbl>
     <w:p/>
     <w:sectPr>
       <w:pgSz w:w="11907" w:h="16840" w:code="9"/>
@@ -14,7 +1134,7 @@
 </file>
 
 <file path=word/styles.xml><?xml version="1.0" encoding="utf-8"?>
-<w:styles xmlns:mc="http://schemas.openxmlformats.org/markup-compatibility/2006" xmlns:r="http://schemas.openxmlformats.org/officeDocument/2006/relationships" xmlns:w="http://schemas.openxmlformats.org/wordprocessingml/2006/main" xmlns:w14="http://schemas.microsoft.com/office/word/2010/wordml" xmlns:w15="http://schemas.microsoft.com/office/word/2012/wordml" xmlns:w16cex="http://schemas.microsoft.com/office/word/2018/wordml/cex" xmlns:w16cid="http://schemas.microsoft.com/office/word/2016/wordml/cid" xmlns:w16="http://schemas.microsoft.com/office/word/2018/wordml" xmlns:w16sdtdh="http://schemas.microsoft.com/office/word/2020/wordml/sdtdatahash" xmlns:w16se="http://schemas.microsoft.com/office/word/2015/wordml/symex" mc:Ignorable="w14 w15 w16se w16cid w16 w16cex w16sdtdh">
+<w:styles xmlns:mc="http://schemas.openxmlformats.org/markup-compatibility/2006" xmlns:r="http://schemas.openxmlformats.org/officeDocument/2006/relationships" xmlns:w="http://schemas.openxmlformats.org/wordprocessingml/2006/main" xmlns:w14="http://schemas.microsoft.com/office/word/2010/wordml" xmlns:w15="http://schemas.microsoft.com/office/word/2012/wordml" xmlns:w16cex="http://schemas.microsoft.com/office/word/2018/wordml/cex" xmlns:w16cid="http://schemas.microsoft.com/office/word/2016/wordml/cid" xmlns:w16="http://schemas.microsoft.com/office/word/2018/wordml" xmlns:w16du="http://schemas.microsoft.com/office/word/2023/wordml/word16du" xmlns:w16sdtdh="http://schemas.microsoft.com/office/word/2020/wordml/sdtdatahash" xmlns:w16sdtfl="http://schemas.microsoft.com/office/word/2024/wordml/sdtformatlock" xmlns:w16se="http://schemas.microsoft.com/office/word/2015/wordml/symex" mc:Ignorable="w14 w15 w16se w16cid w16 w16cex w16sdtdh w16sdtfl w16du">
   <w:docDefaults>
     <w:rPrDefault>
       <w:rPr>
@@ -187,7 +1307,7 @@
     <w:lsdException w:name="Table Web 2" w:semiHidden="1" w:unhideWhenUsed="1"/>
     <w:lsdException w:name="Table Web 3" w:semiHidden="1" w:unhideWhenUsed="1"/>
     <w:lsdException w:name="Balloon Text" w:semiHidden="1" w:unhideWhenUsed="1"/>
-    <w:lsdException w:name="Table Grid" w:uiPriority="39"/>
+    <w:lsdException w:name="Table Grid" w:uiPriority="59"/>
     <w:lsdException w:name="Table Theme" w:semiHidden="1" w:unhideWhenUsed="1"/>
     <w:lsdException w:name="Placeholder Text" w:semiHidden="1"/>
     <w:lsdException w:name="No Spacing" w:uiPriority="1" w:qFormat="1"/>
@@ -929,6 +2049,33 @@
       <w:color w:val="0F4761" w:themeColor="accent1" w:themeShade="BF"/>
       <w:spacing w:val="5"/>
     </w:rPr>
+  </w:style>
+  <w:style w:type="table" w:styleId="TableGrid">
+    <w:name w:val="Table Grid"/>
+    <w:basedOn w:val="TableNormal"/>
+    <w:uiPriority w:val="59"/>
+    <w:rsid w:val="00B551CA"/>
+    <w:pPr>
+      <w:spacing w:after="0" w:line="240" w:lineRule="auto"/>
+    </w:pPr>
+    <w:rPr>
+      <w:rFonts w:eastAsia="Times New Roman" w:cs="Times New Roman"/>
+      <w:kern w:val="0"/>
+      <w:sz w:val="20"/>
+      <w:szCs w:val="20"/>
+      <w:lang w:val="vi-VN" w:eastAsia="vi-VN"/>
+      <w14:ligatures w14:val="none"/>
+    </w:rPr>
+    <w:tblPr>
+      <w:tblBorders>
+        <w:top w:val="single" w:sz="4" w:space="0" w:color="auto"/>
+        <w:left w:val="single" w:sz="4" w:space="0" w:color="auto"/>
+        <w:bottom w:val="single" w:sz="4" w:space="0" w:color="auto"/>
+        <w:right w:val="single" w:sz="4" w:space="0" w:color="auto"/>
+        <w:insideH w:val="single" w:sz="4" w:space="0" w:color="auto"/>
+        <w:insideV w:val="single" w:sz="4" w:space="0" w:color="auto"/>
+      </w:tblBorders>
+    </w:tblPr>
   </w:style>
 </w:styles>
 </file>

--- a/QTQLĐT&HTQT03/QTQLĐT&HTQT03BM20.docx
+++ b/QTQLĐT&HTQT03/QTQLĐT&HTQT03BM20.docx
@@ -138,7 +138,6 @@
                 <w:color w:val="000000" w:themeColor="text1"/>
                 <w:sz w:val="26"/>
                 <w:szCs w:val="26"/>
-                <w14:ligatures w14:val="standardContextual"/>
               </w:rPr>
               <mc:AlternateContent>
                 <mc:Choice Requires="wps">
@@ -791,7 +790,23 @@
                 <w:sz w:val="26"/>
                 <w:szCs w:val="26"/>
               </w:rPr>
-              <w:t>[[GT.STT]]</w:t>
+              <w:t>[[</w:t>
+            </w:r>
+            <w:r>
+              <w:rPr>
+                <w:color w:val="000000" w:themeColor="text1"/>
+                <w:sz w:val="26"/>
+                <w:szCs w:val="26"/>
+              </w:rPr>
+              <w:t>HV</w:t>
+            </w:r>
+            <w:r>
+              <w:rPr>
+                <w:color w:val="000000" w:themeColor="text1"/>
+                <w:sz w:val="26"/>
+                <w:szCs w:val="26"/>
+              </w:rPr>
+              <w:t>.STT]]</w:t>
             </w:r>
           </w:p>
         </w:tc>
@@ -821,7 +836,23 @@
                 <w:sz w:val="26"/>
                 <w:szCs w:val="26"/>
               </w:rPr>
-              <w:t>[[GT.</w:t>
+              <w:t>[[</w:t>
+            </w:r>
+            <w:r>
+              <w:rPr>
+                <w:color w:val="000000" w:themeColor="text1"/>
+                <w:sz w:val="26"/>
+                <w:szCs w:val="26"/>
+              </w:rPr>
+              <w:t>HV</w:t>
+            </w:r>
+            <w:r>
+              <w:rPr>
+                <w:color w:val="000000" w:themeColor="text1"/>
+                <w:sz w:val="26"/>
+                <w:szCs w:val="26"/>
+              </w:rPr>
+              <w:t>.</w:t>
             </w:r>
             <w:r>
               <w:rPr>
@@ -867,7 +898,23 @@
                 <w:sz w:val="26"/>
                 <w:szCs w:val="26"/>
               </w:rPr>
-              <w:t>[[GT.</w:t>
+              <w:t>[[</w:t>
+            </w:r>
+            <w:r>
+              <w:rPr>
+                <w:color w:val="000000" w:themeColor="text1"/>
+                <w:sz w:val="26"/>
+                <w:szCs w:val="26"/>
+              </w:rPr>
+              <w:t>HV</w:t>
+            </w:r>
+            <w:r>
+              <w:rPr>
+                <w:color w:val="000000" w:themeColor="text1"/>
+                <w:sz w:val="26"/>
+                <w:szCs w:val="26"/>
+              </w:rPr>
+              <w:t>.</w:t>
             </w:r>
             <w:r>
               <w:rPr>
@@ -915,7 +962,25 @@
                 <w:szCs w:val="26"/>
                 <w:lang w:val="pt-BR"/>
               </w:rPr>
-              <w:t>[[GT.</w:t>
+              <w:t>[[</w:t>
+            </w:r>
+            <w:r>
+              <w:rPr>
+                <w:color w:val="000000" w:themeColor="text1"/>
+                <w:sz w:val="26"/>
+                <w:szCs w:val="26"/>
+                <w:lang w:val="pt-BR"/>
+              </w:rPr>
+              <w:t>HV</w:t>
+            </w:r>
+            <w:r>
+              <w:rPr>
+                <w:color w:val="000000" w:themeColor="text1"/>
+                <w:sz w:val="26"/>
+                <w:szCs w:val="26"/>
+                <w:lang w:val="pt-BR"/>
+              </w:rPr>
+              <w:t>.</w:t>
             </w:r>
             <w:r>
               <w:rPr>
